--- a/docs/AI_Readiness_User_Guide.docx
+++ b/docs/AI_Readiness_User_Guide.docx
@@ -1359,7 +1359,7 @@
                 <w:color w:val="3F4753"/>
                 <w:sz w:val="17"/>
               </w:rPr>
-              <w:t xml:space="preserve">Your answers are visible only to your team and the study team, and are never used to train AI models. The report is advisory input to your team\'s decision, never an approval or rejection of a project.</w:t>
+              <w:t xml:space="preserve">Your answers are visible only to your team and the study team, and are never used to train AI models. The report is advisory input to your team's decision, never an approval or rejection of a project.</w:t>
             </w:r>
           </w:p>
           <w:p>
